--- a/docs/курсовая работа MyEventsPro.docx
+++ b/docs/курсовая работа MyEventsPro.docx
@@ -197,7 +197,23 @@
           <w:i/>
           <w:lang w:val="ru-RU"/>
         </w:rPr>
-        <w:t>«Разработка веб-приложения для организации мероприятий»</w:t>
+        <w:t>«</w:t>
+      </w:r>
+      <w:r>
+        <w:rPr>
+          <w:b/>
+          <w:iCs/>
+          <w:lang w:val="ru-RU"/>
+        </w:rPr>
+        <w:t>Разработка веб-приложения для организации мероприятий</w:t>
+      </w:r>
+      <w:r>
+        <w:rPr>
+          <w:b/>
+          <w:i/>
+          <w:lang w:val="ru-RU"/>
+        </w:rPr>
+        <w:t>»</w:t>
       </w:r>
     </w:p>
     <w:p>
@@ -210,14 +226,15 @@
     </w:p>
     <w:p>
       <w:pPr>
-        <w:jc w:val="center"/>
-        <w:rPr>
-          <w:lang w:val="ru-RU"/>
-        </w:rPr>
-      </w:pPr>
-    </w:p>
-    <w:p>
-      <w:pPr>
+        <w:jc w:val="right"/>
+        <w:rPr>
+          <w:lang w:val="ru-RU"/>
+        </w:rPr>
+      </w:pPr>
+    </w:p>
+    <w:p>
+      <w:pPr>
+        <w:jc w:val="right"/>
         <w:rPr>
           <w:lang w:val="ru-RU"/>
         </w:rPr>
@@ -232,6 +249,7 @@
     </w:p>
     <w:p>
       <w:pPr>
+        <w:jc w:val="right"/>
         <w:rPr>
           <w:lang w:val="ru-RU"/>
         </w:rPr>
@@ -262,6 +280,7 @@
     </w:p>
     <w:p>
       <w:pPr>
+        <w:jc w:val="right"/>
         <w:rPr>
           <w:lang w:val="ru-RU"/>
         </w:rPr>
@@ -276,6 +295,7 @@
     </w:p>
     <w:p>
       <w:pPr>
+        <w:jc w:val="right"/>
         <w:rPr>
           <w:lang w:val="ru-RU"/>
         </w:rPr>
@@ -290,6 +310,7 @@
     </w:p>
     <w:p>
       <w:pPr>
+        <w:jc w:val="right"/>
         <w:rPr>
           <w:lang w:val="ru-RU"/>
         </w:rPr>
@@ -304,6 +325,7 @@
     </w:p>
     <w:p>
       <w:pPr>
+        <w:jc w:val="right"/>
         <w:rPr>
           <w:lang w:val="ru-RU"/>
         </w:rPr>
@@ -318,6 +340,7 @@
     </w:p>
     <w:p>
       <w:pPr>
+        <w:jc w:val="right"/>
         <w:rPr>
           <w:lang w:val="ru-RU"/>
         </w:rPr>
@@ -332,6 +355,7 @@
     </w:p>
     <w:p>
       <w:pPr>
+        <w:jc w:val="right"/>
         <w:rPr>
           <w:lang w:val="ru-RU"/>
         </w:rPr>
@@ -346,6 +370,7 @@
     </w:p>
     <w:p>
       <w:pPr>
+        <w:jc w:val="right"/>
         <w:rPr>
           <w:lang w:val="ru-RU"/>
         </w:rPr>
@@ -360,6 +385,7 @@
     </w:p>
     <w:p>
       <w:pPr>
+        <w:jc w:val="right"/>
         <w:rPr>
           <w:lang w:val="ru-RU"/>
         </w:rPr>
@@ -545,30 +571,32 @@
       <w:pPr>
         <w:jc w:val="right"/>
         <w:rPr>
-          <w:lang w:val="ru-RU"/>
-        </w:rPr>
-      </w:pPr>
-      <w:r>
-        <w:rPr>
-          <w:sz w:val="24"/>
-          <w:lang w:val="ru-RU"/>
-        </w:rPr>
-        <w:t>Зав. Департаментом цифровых,</w:t>
+          <w:sz w:val="24"/>
+          <w:lang w:val="ru-RU"/>
+        </w:rPr>
+      </w:pPr>
+      <w:r>
+        <w:rPr>
+          <w:sz w:val="24"/>
+          <w:lang w:val="ru-RU"/>
+        </w:rPr>
+        <w:t xml:space="preserve">Старший преподаватель департамента цифровых, </w:t>
       </w:r>
     </w:p>
     <w:p>
       <w:pPr>
         <w:jc w:val="right"/>
         <w:rPr>
-          <w:lang w:val="ru-RU"/>
-        </w:rPr>
-      </w:pPr>
-      <w:r>
-        <w:rPr>
-          <w:sz w:val="24"/>
-          <w:lang w:val="ru-RU"/>
-        </w:rPr>
-        <w:t>робототехнических систем</w:t>
+          <w:sz w:val="24"/>
+          <w:lang w:val="ru-RU"/>
+        </w:rPr>
+      </w:pPr>
+      <w:r>
+        <w:rPr>
+          <w:sz w:val="24"/>
+          <w:lang w:val="ru-RU"/>
+        </w:rPr>
+        <w:t xml:space="preserve">робототехнических систем и электроники </w:t>
       </w:r>
     </w:p>
     <w:p>
@@ -583,7 +611,14 @@
           <w:sz w:val="24"/>
           <w:lang w:val="ru-RU"/>
         </w:rPr>
-        <w:t>и электроники</w:t>
+        <w:t>института перспективной инженерии</w:t>
+      </w:r>
+      <w:r>
+        <w:rPr>
+          <w:sz w:val="24"/>
+          <w:lang w:val="ru-RU"/>
+        </w:rPr>
+        <w:t>,</w:t>
       </w:r>
     </w:p>
     <w:p>
@@ -598,7 +633,21 @@
           <w:sz w:val="24"/>
           <w:lang w:val="ru-RU"/>
         </w:rPr>
-        <w:t>________________Азаров И.В.</w:t>
+        <w:t>________________</w:t>
+      </w:r>
+      <w:r>
+        <w:rPr>
+          <w:sz w:val="24"/>
+          <w:lang w:val="ru-RU"/>
+        </w:rPr>
+        <w:t>Щеголев А.А</w:t>
+      </w:r>
+      <w:r>
+        <w:rPr>
+          <w:sz w:val="24"/>
+          <w:lang w:val="ru-RU"/>
+        </w:rPr>
+        <w:t>.</w:t>
       </w:r>
     </w:p>
     <w:p>
@@ -706,7 +755,23 @@
           <w:sz w:val="24"/>
           <w:lang w:val="ru-RU"/>
         </w:rPr>
-        <w:t>студента                        Щеголева А.А.</w:t>
+        <w:t xml:space="preserve">студента                        </w:t>
+      </w:r>
+      <w:proofErr w:type="spellStart"/>
+      <w:r>
+        <w:rPr>
+          <w:sz w:val="24"/>
+          <w:lang w:val="ru-RU"/>
+        </w:rPr>
+        <w:t>Пензева</w:t>
+      </w:r>
+      <w:proofErr w:type="spellEnd"/>
+      <w:r>
+        <w:rPr>
+          <w:sz w:val="24"/>
+          <w:lang w:val="ru-RU"/>
+        </w:rPr>
+        <w:t xml:space="preserve"> Константина Сергеевича</w:t>
       </w:r>
     </w:p>
     <w:p>
@@ -746,6 +811,7 @@
     </w:p>
     <w:p>
       <w:pPr>
+        <w:ind w:firstLine="709"/>
         <w:rPr>
           <w:lang w:val="ru-RU"/>
         </w:rPr>
@@ -2274,6 +2340,7 @@
     <w:p>
       <w:pPr>
         <w:pStyle w:val="31"/>
+        <w:jc w:val="center"/>
         <w:rPr>
           <w:lang w:val="ru-RU"/>
         </w:rPr>
@@ -16816,6 +16883,7 @@
     <w:p>
       <w:pPr>
         <w:pStyle w:val="31"/>
+        <w:jc w:val="center"/>
         <w:rPr>
           <w:lang w:val="ru-RU"/>
         </w:rPr>
@@ -16833,15 +16901,165 @@
     <w:p>
       <w:pPr>
         <w:rPr>
-          <w:lang w:val="ru-RU"/>
-        </w:rPr>
-      </w:pPr>
-      <w:r>
-        <w:rPr>
-          <w:sz w:val="24"/>
-          <w:lang w:val="ru-RU"/>
-        </w:rPr>
-        <w:t xml:space="preserve">1. Официальная документация </w:t>
+          <w:sz w:val="24"/>
+          <w:lang w:val="ru-RU"/>
+        </w:rPr>
+      </w:pPr>
+      <w:r>
+        <w:rPr>
+          <w:sz w:val="24"/>
+          <w:lang w:val="ru-RU"/>
+        </w:rPr>
+        <w:t>1</w:t>
+      </w:r>
+      <w:r>
+        <w:rPr>
+          <w:sz w:val="24"/>
+          <w:lang w:val="ru-RU"/>
+        </w:rPr>
+        <w:t>.</w:t>
+      </w:r>
+      <w:r>
+        <w:rPr>
+          <w:sz w:val="24"/>
+          <w:lang w:val="ru-RU"/>
+        </w:rPr>
+        <w:t xml:space="preserve"> ГОСТ Р 7.0.100-2018. Система стандартов по информации, библиотечному и издательскому делу. Библиографическая запись. Библиографическое описание. Общие требования и правила составления. — Москва: </w:t>
+      </w:r>
+      <w:proofErr w:type="spellStart"/>
+      <w:r>
+        <w:rPr>
+          <w:sz w:val="24"/>
+          <w:lang w:val="ru-RU"/>
+        </w:rPr>
+        <w:t>Стандартинформ</w:t>
+      </w:r>
+      <w:proofErr w:type="spellEnd"/>
+      <w:r>
+        <w:rPr>
+          <w:sz w:val="24"/>
+          <w:lang w:val="ru-RU"/>
+        </w:rPr>
+        <w:t>, 2018. — 132 с.</w:t>
+      </w:r>
+      <w:r>
+        <w:rPr>
+          <w:sz w:val="24"/>
+          <w:lang w:val="ru-RU"/>
+        </w:rPr>
+        <w:br/>
+        <w:t>2</w:t>
+      </w:r>
+      <w:r>
+        <w:rPr>
+          <w:sz w:val="24"/>
+          <w:lang w:val="ru-RU"/>
+        </w:rPr>
+        <w:t>.</w:t>
+      </w:r>
+      <w:r>
+        <w:rPr>
+          <w:sz w:val="24"/>
+          <w:lang w:val="ru-RU"/>
+        </w:rPr>
+        <w:t xml:space="preserve"> ГОСТ Р 7.0.108-2022. Система стандартов по информации, библиотечному и издательскому делу. Библиографические ссылки на электронные документы, размещенные в информационно-телекоммуникационных сетях. Общие требования к составлению. — Москва: Российский институт стандартизации, 2022. — 23 с.</w:t>
+      </w:r>
+      <w:r>
+        <w:rPr>
+          <w:sz w:val="24"/>
+          <w:lang w:val="ru-RU"/>
+        </w:rPr>
+        <w:br/>
+        <w:t>3</w:t>
+      </w:r>
+      <w:r>
+        <w:rPr>
+          <w:sz w:val="24"/>
+          <w:lang w:val="ru-RU"/>
+        </w:rPr>
+        <w:t>.</w:t>
+      </w:r>
+      <w:r>
+        <w:rPr>
+          <w:sz w:val="24"/>
+          <w:lang w:val="ru-RU"/>
+        </w:rPr>
+        <w:t xml:space="preserve"> ГОСТ Р ИСО 9241-210-2016. Эргономика взаимодействия человек-система. Часть 210. Человеко-ориентированное проектирование интерактивных систем. — Москва: </w:t>
+      </w:r>
+      <w:proofErr w:type="spellStart"/>
+      <w:r>
+        <w:rPr>
+          <w:sz w:val="24"/>
+          <w:lang w:val="ru-RU"/>
+        </w:rPr>
+        <w:t>Стандартинформ</w:t>
+      </w:r>
+      <w:proofErr w:type="spellEnd"/>
+      <w:r>
+        <w:rPr>
+          <w:sz w:val="24"/>
+          <w:lang w:val="ru-RU"/>
+        </w:rPr>
+        <w:t>, 2016. — 32 с.</w:t>
+      </w:r>
+      <w:r>
+        <w:rPr>
+          <w:sz w:val="24"/>
+          <w:lang w:val="ru-RU"/>
+        </w:rPr>
+        <w:br/>
+        <w:t>4</w:t>
+      </w:r>
+      <w:r>
+        <w:rPr>
+          <w:sz w:val="24"/>
+          <w:lang w:val="ru-RU"/>
+        </w:rPr>
+        <w:t>.</w:t>
+      </w:r>
+      <w:r>
+        <w:rPr>
+          <w:sz w:val="24"/>
+          <w:lang w:val="ru-RU"/>
+        </w:rPr>
+        <w:t xml:space="preserve"> СанПиН 1.2.3685-21. Гигиенические нормативы и требования к обеспечению безопасности и (или) безвредности для человека факторов среды обитания (раздел VI. Гигиенические нормативы к работе с </w:t>
+      </w:r>
+      <w:proofErr w:type="spellStart"/>
+      <w:r>
+        <w:rPr>
+          <w:sz w:val="24"/>
+          <w:lang w:val="ru-RU"/>
+        </w:rPr>
+        <w:t>видеодисплейными</w:t>
+      </w:r>
+      <w:proofErr w:type="spellEnd"/>
+      <w:r>
+        <w:rPr>
+          <w:sz w:val="24"/>
+          <w:lang w:val="ru-RU"/>
+        </w:rPr>
+        <w:t xml:space="preserve"> терминалами). — Москва, 2021. — 180 с.</w:t>
+      </w:r>
+    </w:p>
+    <w:p>
+      <w:pPr>
+        <w:rPr>
+          <w:lang w:val="ru-RU"/>
+        </w:rPr>
+      </w:pPr>
+      <w:r>
+        <w:rPr>
+          <w:sz w:val="24"/>
+          <w:lang w:val="ru-RU"/>
+        </w:rPr>
+        <w:t>5</w:t>
+      </w:r>
+      <w:r>
+        <w:rPr>
+          <w:sz w:val="24"/>
+          <w:lang w:val="ru-RU"/>
+        </w:rPr>
+        <w:t xml:space="preserve">. Официальная документация </w:t>
       </w:r>
       <w:r>
         <w:rPr>
@@ -16950,7 +17168,14 @@
           <w:sz w:val="24"/>
           <w:lang w:val="ru-RU"/>
         </w:rPr>
-        <w:t xml:space="preserve">2. Официальная документация </w:t>
+        <w:t>6</w:t>
+      </w:r>
+      <w:r>
+        <w:rPr>
+          <w:sz w:val="24"/>
+          <w:lang w:val="ru-RU"/>
+        </w:rPr>
+        <w:t xml:space="preserve">. Официальная документация </w:t>
       </w:r>
       <w:r>
         <w:rPr>
@@ -17029,7 +17254,14 @@
           <w:sz w:val="24"/>
           <w:lang w:val="ru-RU"/>
         </w:rPr>
-        <w:t xml:space="preserve">3. Официальная документация </w:t>
+        <w:t>7</w:t>
+      </w:r>
+      <w:r>
+        <w:rPr>
+          <w:sz w:val="24"/>
+          <w:lang w:val="ru-RU"/>
+        </w:rPr>
+        <w:t xml:space="preserve">. Официальная документация </w:t>
       </w:r>
       <w:r>
         <w:rPr>
@@ -17123,7 +17355,14 @@
           <w:sz w:val="24"/>
           <w:lang w:val="ru-RU"/>
         </w:rPr>
-        <w:t xml:space="preserve">4. Официальная документация </w:t>
+        <w:t>8</w:t>
+      </w:r>
+      <w:r>
+        <w:rPr>
+          <w:sz w:val="24"/>
+          <w:lang w:val="ru-RU"/>
+        </w:rPr>
+        <w:t xml:space="preserve">. Официальная документация </w:t>
       </w:r>
       <w:r>
         <w:rPr>
@@ -17243,7 +17482,14 @@
           <w:sz w:val="24"/>
           <w:lang w:val="ru-RU"/>
         </w:rPr>
-        <w:t xml:space="preserve">5. Официальная документация </w:t>
+        <w:t>9</w:t>
+      </w:r>
+      <w:r>
+        <w:rPr>
+          <w:sz w:val="24"/>
+          <w:lang w:val="ru-RU"/>
+        </w:rPr>
+        <w:t xml:space="preserve">. Официальная документация </w:t>
       </w:r>
       <w:r>
         <w:rPr>
@@ -17337,7 +17583,14 @@
           <w:sz w:val="24"/>
           <w:lang w:val="ru-RU"/>
         </w:rPr>
-        <w:t xml:space="preserve">6. Официальная документация </w:t>
+        <w:t>10</w:t>
+      </w:r>
+      <w:r>
+        <w:rPr>
+          <w:sz w:val="24"/>
+          <w:lang w:val="ru-RU"/>
+        </w:rPr>
+        <w:t xml:space="preserve">. Официальная документация </w:t>
       </w:r>
       <w:proofErr w:type="spellStart"/>
       <w:r>
@@ -17450,7 +17703,14 @@
           <w:sz w:val="24"/>
           <w:lang w:val="ru-RU"/>
         </w:rPr>
-        <w:t xml:space="preserve">7. Официальная документация </w:t>
+        <w:t>11</w:t>
+      </w:r>
+      <w:r>
+        <w:rPr>
+          <w:sz w:val="24"/>
+          <w:lang w:val="ru-RU"/>
+        </w:rPr>
+        <w:t xml:space="preserve">. Официальная документация </w:t>
       </w:r>
       <w:r>
         <w:rPr>
@@ -17542,7 +17802,14 @@
           <w:sz w:val="24"/>
           <w:lang w:val="ru-RU"/>
         </w:rPr>
-        <w:t xml:space="preserve">8. Официальная документация </w:t>
+        <w:t>12</w:t>
+      </w:r>
+      <w:r>
+        <w:rPr>
+          <w:sz w:val="24"/>
+          <w:lang w:val="ru-RU"/>
+        </w:rPr>
+        <w:t xml:space="preserve">. Официальная документация </w:t>
       </w:r>
       <w:r>
         <w:rPr>
@@ -17649,7 +17916,14 @@
           <w:sz w:val="24"/>
           <w:lang w:val="ru-RU"/>
         </w:rPr>
-        <w:t xml:space="preserve">9. </w:t>
+        <w:t>13</w:t>
+      </w:r>
+      <w:r>
+        <w:rPr>
+          <w:sz w:val="24"/>
+          <w:lang w:val="ru-RU"/>
+        </w:rPr>
+        <w:t xml:space="preserve">. </w:t>
       </w:r>
       <w:proofErr w:type="spellStart"/>
       <w:r>
@@ -17784,7 +18058,14 @@
           <w:sz w:val="24"/>
           <w:lang w:val="ru-RU"/>
         </w:rPr>
-        <w:t xml:space="preserve">10. </w:t>
+        <w:t>14</w:t>
+      </w:r>
+      <w:r>
+        <w:rPr>
+          <w:sz w:val="24"/>
+          <w:lang w:val="ru-RU"/>
+        </w:rPr>
+        <w:t xml:space="preserve">. </w:t>
       </w:r>
       <w:r>
         <w:rPr>
@@ -17973,7 +18254,15 @@
           <w:sz w:val="24"/>
           <w:lang w:val="ru-RU"/>
         </w:rPr>
-        <w:t xml:space="preserve">11. Документация библиотеки </w:t>
+        <w:lastRenderedPageBreak/>
+        <w:t>15</w:t>
+      </w:r>
+      <w:r>
+        <w:rPr>
+          <w:sz w:val="24"/>
+          <w:lang w:val="ru-RU"/>
+        </w:rPr>
+        <w:t xml:space="preserve">. Документация библиотеки </w:t>
       </w:r>
       <w:proofErr w:type="spellStart"/>
       <w:r>
@@ -18086,7 +18375,21 @@
           <w:sz w:val="24"/>
           <w:lang w:val="ru-RU"/>
         </w:rPr>
-        <w:t xml:space="preserve">12. Документация </w:t>
+        <w:t>1</w:t>
+      </w:r>
+      <w:r>
+        <w:rPr>
+          <w:sz w:val="24"/>
+          <w:lang w:val="ru-RU"/>
+        </w:rPr>
+        <w:t>6</w:t>
+      </w:r>
+      <w:r>
+        <w:rPr>
+          <w:sz w:val="24"/>
+          <w:lang w:val="ru-RU"/>
+        </w:rPr>
+        <w:t xml:space="preserve">. Документация </w:t>
       </w:r>
       <w:proofErr w:type="spellStart"/>
       <w:r>
@@ -18214,7 +18517,21 @@
           <w:sz w:val="24"/>
           <w:lang w:val="ru-RU"/>
         </w:rPr>
-        <w:t xml:space="preserve">13. Документация </w:t>
+        <w:t>1</w:t>
+      </w:r>
+      <w:r>
+        <w:rPr>
+          <w:sz w:val="24"/>
+          <w:lang w:val="ru-RU"/>
+        </w:rPr>
+        <w:t>7</w:t>
+      </w:r>
+      <w:r>
+        <w:rPr>
+          <w:sz w:val="24"/>
+          <w:lang w:val="ru-RU"/>
+        </w:rPr>
+        <w:t xml:space="preserve">. Документация </w:t>
       </w:r>
       <w:r>
         <w:rPr>
@@ -18345,7 +18662,21 @@
           <w:sz w:val="24"/>
           <w:lang w:val="ru-RU"/>
         </w:rPr>
-        <w:t xml:space="preserve">14. Документация </w:t>
+        <w:t>1</w:t>
+      </w:r>
+      <w:r>
+        <w:rPr>
+          <w:sz w:val="24"/>
+          <w:lang w:val="ru-RU"/>
+        </w:rPr>
+        <w:t>8</w:t>
+      </w:r>
+      <w:r>
+        <w:rPr>
+          <w:sz w:val="24"/>
+          <w:lang w:val="ru-RU"/>
+        </w:rPr>
+        <w:t xml:space="preserve">. Документация </w:t>
       </w:r>
       <w:proofErr w:type="spellStart"/>
       <w:r>
@@ -18422,21 +18753,40 @@
         <w:rPr>
           <w:sz w:val="24"/>
         </w:rPr>
-        <w:t>15. Fielding R. Architectural Styles and the Design of Network-based Software Architectures. — 2000.</w:t>
-      </w:r>
-    </w:p>
-    <w:p>
-      <w:pPr>
-        <w:rPr>
-          <w:lang w:val="ru-RU"/>
-        </w:rPr>
-      </w:pPr>
-      <w:r>
-        <w:rPr>
-          <w:sz w:val="24"/>
-          <w:lang w:val="ru-RU"/>
-        </w:rPr>
-        <w:t xml:space="preserve">16. Документация </w:t>
+        <w:t>1</w:t>
+      </w:r>
+      <w:r>
+        <w:rPr>
+          <w:sz w:val="24"/>
+        </w:rPr>
+        <w:t>9</w:t>
+      </w:r>
+      <w:r>
+        <w:rPr>
+          <w:sz w:val="24"/>
+        </w:rPr>
+        <w:t>. Fielding R. Architectural Styles and the Design of Network-based Software Architectures. — 2000.</w:t>
+      </w:r>
+    </w:p>
+    <w:p>
+      <w:pPr>
+        <w:rPr>
+          <w:lang w:val="ru-RU"/>
+        </w:rPr>
+      </w:pPr>
+      <w:r>
+        <w:rPr>
+          <w:sz w:val="24"/>
+          <w:lang w:val="ru-RU"/>
+        </w:rPr>
+        <w:t>20</w:t>
+      </w:r>
+      <w:r>
+        <w:rPr>
+          <w:sz w:val="24"/>
+          <w:lang w:val="ru-RU"/>
+        </w:rPr>
+        <w:t xml:space="preserve">. Документация </w:t>
       </w:r>
       <w:proofErr w:type="spellStart"/>
       <w:r>
@@ -19343,7 +19693,6 @@
   <w:style w:type="character" w:default="1" w:styleId="a2">
     <w:name w:val="Default Paragraph Font"/>
     <w:uiPriority w:val="1"/>
-    <w:semiHidden/>
     <w:unhideWhenUsed/>
   </w:style>
   <w:style w:type="table" w:default="1" w:styleId="a3">

--- a/docs/курсовая работа MyEventsPro.docx
+++ b/docs/курсовая работа MyEventsPro.docx
@@ -1797,9 +1797,220 @@
     </w:p>
     <w:p>
       <w:pPr>
-        <w:rPr>
-          <w:lang w:val="ru-RU"/>
-        </w:rPr>
+        <w:spacing w:after="200" w:line="276" w:lineRule="auto"/>
+        <w:jc w:val="center"/>
+        <w:rPr>
+          <w:sz w:val="24"/>
+          <w:szCs w:val="24"/>
+        </w:rPr>
+      </w:pPr>
+      <w:r>
+        <w:rPr>
+          <w:lang w:val="ru-RU"/>
+        </w:rPr>
+        <w:br w:type="page"/>
+      </w:r>
+      <w:r>
+        <w:rPr>
+          <w:b/>
+          <w:bCs/>
+          <w:lang w:val="ru-RU"/>
+        </w:rPr>
+        <w:lastRenderedPageBreak/>
+        <w:t>ОТЗЫВ</w:t>
+      </w:r>
+      <w:r>
+        <w:rPr>
+          <w:lang w:val="ru-RU"/>
+        </w:rPr>
+        <w:br/>
+      </w:r>
+      <w:r>
+        <w:rPr>
+          <w:sz w:val="24"/>
+          <w:szCs w:val="24"/>
+          <w:lang w:val="ru-RU"/>
+        </w:rPr>
+        <w:t>на курсовой проект</w:t>
+      </w:r>
+    </w:p>
+    <w:p>
+      <w:pPr>
+        <w:spacing w:after="200"/>
+        <w:rPr>
+          <w:szCs w:val="28"/>
+          <w:lang w:val="ru-RU"/>
+        </w:rPr>
+      </w:pPr>
+      <w:r>
+        <w:rPr>
+          <w:szCs w:val="28"/>
+          <w:lang w:val="ru-RU"/>
+        </w:rPr>
+        <w:t>студента 4 курса</w:t>
+      </w:r>
+      <w:r>
+        <w:rPr>
+          <w:szCs w:val="28"/>
+          <w:lang w:val="ru-RU"/>
+        </w:rPr>
+        <w:br/>
+      </w:r>
+      <w:proofErr w:type="spellStart"/>
+      <w:r>
+        <w:rPr>
+          <w:szCs w:val="28"/>
+          <w:lang w:val="ru-RU"/>
+        </w:rPr>
+        <w:t>Пензева</w:t>
+      </w:r>
+      <w:proofErr w:type="spellEnd"/>
+      <w:r>
+        <w:rPr>
+          <w:szCs w:val="28"/>
+          <w:lang w:val="ru-RU"/>
+        </w:rPr>
+        <w:t xml:space="preserve"> Константина Сергеевича</w:t>
+      </w:r>
+    </w:p>
+    <w:p>
+      <w:pPr>
+        <w:spacing w:after="200"/>
+        <w:rPr>
+          <w:sz w:val="24"/>
+          <w:szCs w:val="24"/>
+          <w:lang w:val="ru-RU"/>
+        </w:rPr>
+      </w:pPr>
+      <w:r>
+        <w:rPr>
+          <w:szCs w:val="28"/>
+          <w:lang w:val="ru-RU"/>
+        </w:rPr>
+        <w:br/>
+      </w:r>
+      <w:r>
+        <w:rPr>
+          <w:b/>
+          <w:bCs/>
+          <w:szCs w:val="28"/>
+          <w:lang w:val="ru-RU"/>
+        </w:rPr>
+        <w:t>Тема «Разработка веб-приложения для организации мероприятий»</w:t>
+      </w:r>
+      <w:r>
+        <w:rPr>
+          <w:szCs w:val="28"/>
+          <w:lang w:val="ru-RU"/>
+        </w:rPr>
+        <w:br/>
+        <w:t>Актуальность темы курсовой работы обусловлена активным развитием цифровых технологий в сфере организации мероприятий и электронной коммерции. Использование веб-приложений позволяет автоматизировать процесс публикации и бронирования мероприятий, повысить качество обслуживания участников и обеспечить удобный доступ к сервисам организации событий через сеть Интернет.</w:t>
+      </w:r>
+      <w:r>
+        <w:rPr>
+          <w:szCs w:val="28"/>
+          <w:lang w:val="ru-RU"/>
+        </w:rPr>
+        <w:br/>
+        <w:t>В первой главе рассмотрены теоретические аспекты разработки веб-приложений, проведён анализ современных технологий веб-разработки, изучены подходы к проектированию информационных систем и организации взаимодействия пользователя с веб-интерфейсом. Выполнен обзор современных программных средств, используемых при создании интернет-сервисов.</w:t>
+      </w:r>
+      <w:r>
+        <w:rPr>
+          <w:szCs w:val="28"/>
+          <w:lang w:val="ru-RU"/>
+        </w:rPr>
+        <w:br/>
+        <w:t>Во второй главе представлена практическая реализация веб-приложения для организации мероприятий «</w:t>
+      </w:r>
+      <w:proofErr w:type="spellStart"/>
+      <w:r>
+        <w:rPr>
+          <w:szCs w:val="28"/>
+          <w:lang w:val="ru-RU"/>
+        </w:rPr>
+        <w:t>MyEventsPro</w:t>
+      </w:r>
+      <w:proofErr w:type="spellEnd"/>
+      <w:r>
+        <w:rPr>
+          <w:szCs w:val="28"/>
+          <w:lang w:val="ru-RU"/>
+        </w:rPr>
+        <w:t>». Выполнено проектирование архитектуры программного продукта и структуры базы данных, обоснован выбор технологического стека. Разработана серверная часть приложения на основе современных веб-технологий, реализованы механизмы авторизации пользователей, управления каталогом мероприятий, корзиной бронирования и оформлением заказов. Создан адаптивный пользовательский интерфейс и проведено тестирование разработанной системы.</w:t>
+      </w:r>
+      <w:r>
+        <w:rPr>
+          <w:szCs w:val="28"/>
+          <w:lang w:val="ru-RU"/>
+        </w:rPr>
+        <w:br/>
+        <w:t>Выводы, сделанные в заключении, соответствуют целям и задачам, поставленным во введении. Все поставленные задачи решены в полном объёме, цель курсовой работы достигнута.</w:t>
+      </w:r>
+      <w:r>
+        <w:rPr>
+          <w:szCs w:val="28"/>
+          <w:lang w:val="ru-RU"/>
+        </w:rPr>
+        <w:br/>
+      </w:r>
+      <w:r>
+        <w:rPr>
+          <w:szCs w:val="28"/>
+          <w:lang w:val="ru-RU"/>
+        </w:rPr>
+        <w:lastRenderedPageBreak/>
+        <w:t>В процессе выполнения работы был проанализирован значительный объём нормативной, учебной, научной и технической литературы, посвящённой вопросам веб-разработки, проектирования информационных систем, баз данных и современных программных технологий.</w:t>
+      </w:r>
+      <w:r>
+        <w:rPr>
+          <w:szCs w:val="28"/>
+          <w:lang w:val="ru-RU"/>
+        </w:rPr>
+        <w:br/>
+        <w:t>За время выполнения курсовой работы студент проявил самостоятельность, ответственность, умение анализировать предметную область, работать с технической документацией и применять современные технологии программирования для решения практических задач. Разработанный программный продукт демонстрирует хороший уровень подготовки в области веб-разработки и проектирования программных систем.</w:t>
+      </w:r>
+      <w:r>
+        <w:rPr>
+          <w:szCs w:val="28"/>
+          <w:lang w:val="ru-RU"/>
+        </w:rPr>
+        <w:br/>
+        <w:t>Таким образом, курсовая работа выполнена на высоком уровне, соответствует требованиям, предъявляемым к курсовым работам по направлению подготовки, и заслуживает оценки «отлично».</w:t>
+      </w:r>
+      <w:r>
+        <w:rPr>
+          <w:szCs w:val="28"/>
+          <w:lang w:val="ru-RU"/>
+        </w:rPr>
+        <w:br/>
+        <w:t>Научный руководитель</w:t>
+      </w:r>
+      <w:r>
+        <w:rPr>
+          <w:szCs w:val="28"/>
+          <w:lang w:val="ru-RU"/>
+        </w:rPr>
+        <w:br/>
+        <w:t>степень, звание, должность, место работы, Ф.И.О:</w:t>
+      </w:r>
+      <w:r>
+        <w:rPr>
+          <w:sz w:val="24"/>
+          <w:szCs w:val="24"/>
+          <w:lang w:val="ru-RU"/>
+        </w:rPr>
+        <w:br/>
+        <w:t>__________________________________________________________________________</w:t>
+      </w:r>
+    </w:p>
+    <w:p>
+      <w:pPr>
+        <w:spacing w:after="200" w:line="276" w:lineRule="auto"/>
+      </w:pPr>
+    </w:p>
+    <w:p>
+      <w:pPr>
+        <w:spacing w:after="200" w:line="276" w:lineRule="auto"/>
       </w:pPr>
       <w:r>
         <w:rPr>

--- a/docs/курсовая работа MyEventsPro.docx
+++ b/docs/курсовая работа MyEventsPro.docx
@@ -4,6 +4,7 @@
   <w:body>
     <w:p>
       <w:pPr>
+        <w:spacing w:line="240" w:lineRule="auto"/>
         <w:jc w:val="center"/>
         <w:rPr>
           <w:lang w:val="ru-RU"/>
@@ -20,6 +21,7 @@
     </w:p>
     <w:p>
       <w:pPr>
+        <w:spacing w:line="240" w:lineRule="auto"/>
         <w:jc w:val="center"/>
         <w:rPr>
           <w:lang w:val="ru-RU"/>
@@ -36,6 +38,7 @@
     </w:p>
     <w:p>
       <w:pPr>
+        <w:spacing w:line="240" w:lineRule="auto"/>
         <w:jc w:val="center"/>
         <w:rPr>
           <w:lang w:val="ru-RU"/>
@@ -52,6 +55,7 @@
     </w:p>
     <w:p>
       <w:pPr>
+        <w:spacing w:line="240" w:lineRule="auto"/>
         <w:jc w:val="center"/>
         <w:rPr>
           <w:lang w:val="ru-RU"/>
@@ -68,6 +72,7 @@
     </w:p>
     <w:p>
       <w:pPr>
+        <w:spacing w:line="240" w:lineRule="auto"/>
         <w:jc w:val="center"/>
         <w:rPr>
           <w:lang w:val="ru-RU"/>
@@ -84,6 +89,7 @@
     </w:p>
     <w:p>
       <w:pPr>
+        <w:spacing w:line="240" w:lineRule="auto"/>
         <w:jc w:val="center"/>
         <w:rPr>
           <w:lang w:val="ru-RU"/>
@@ -92,6 +98,7 @@
     </w:p>
     <w:p>
       <w:pPr>
+        <w:spacing w:line="240" w:lineRule="auto"/>
         <w:jc w:val="center"/>
         <w:rPr>
           <w:lang w:val="ru-RU"/>
@@ -100,6 +107,7 @@
     </w:p>
     <w:p>
       <w:pPr>
+        <w:spacing w:line="240" w:lineRule="auto"/>
         <w:jc w:val="center"/>
         <w:rPr>
           <w:lang w:val="ru-RU"/>
@@ -108,6 +116,7 @@
     </w:p>
     <w:p>
       <w:pPr>
+        <w:spacing w:line="240" w:lineRule="auto"/>
         <w:jc w:val="center"/>
         <w:rPr>
           <w:lang w:val="ru-RU"/>
@@ -116,6 +125,7 @@
     </w:p>
     <w:p>
       <w:pPr>
+        <w:spacing w:line="240" w:lineRule="auto"/>
         <w:jc w:val="center"/>
         <w:rPr>
           <w:lang w:val="ru-RU"/>
@@ -124,6 +134,7 @@
     </w:p>
     <w:p>
       <w:pPr>
+        <w:spacing w:line="240" w:lineRule="auto"/>
         <w:jc w:val="center"/>
         <w:rPr>
           <w:lang w:val="ru-RU"/>
@@ -140,6 +151,7 @@
     </w:p>
     <w:p>
       <w:pPr>
+        <w:spacing w:line="240" w:lineRule="auto"/>
         <w:jc w:val="center"/>
         <w:rPr>
           <w:lang w:val="ru-RU"/>
@@ -155,6 +167,7 @@
     </w:p>
     <w:p>
       <w:pPr>
+        <w:spacing w:line="240" w:lineRule="auto"/>
         <w:jc w:val="center"/>
         <w:rPr>
           <w:lang w:val="ru-RU"/>
@@ -166,11 +179,28 @@
           <w:sz w:val="24"/>
           <w:lang w:val="ru-RU"/>
         </w:rPr>
-        <w:t>«РАЗРАБОТКА ПРОГРАММНЫХ ПРОДУКТОВ»</w:t>
-      </w:r>
-    </w:p>
-    <w:p>
-      <w:pPr>
+        <w:t>«</w:t>
+      </w:r>
+      <w:r>
+        <w:rPr>
+          <w:b/>
+          <w:sz w:val="24"/>
+          <w:lang w:val="ru-RU"/>
+        </w:rPr>
+        <w:t>ИНТЕРНЕТ-ТЕХНОЛОГИИ</w:t>
+      </w:r>
+      <w:r>
+        <w:rPr>
+          <w:b/>
+          <w:sz w:val="24"/>
+          <w:lang w:val="ru-RU"/>
+        </w:rPr>
+        <w:t>»</w:t>
+      </w:r>
+    </w:p>
+    <w:p>
+      <w:pPr>
+        <w:spacing w:line="240" w:lineRule="auto"/>
         <w:jc w:val="center"/>
         <w:rPr>
           <w:lang w:val="ru-RU"/>
@@ -186,6 +216,7 @@
     </w:p>
     <w:p>
       <w:pPr>
+        <w:spacing w:line="240" w:lineRule="auto"/>
         <w:jc w:val="center"/>
         <w:rPr>
           <w:lang w:val="ru-RU"/>
@@ -218,6 +249,7 @@
     </w:p>
     <w:p>
       <w:pPr>
+        <w:spacing w:line="240" w:lineRule="auto"/>
         <w:jc w:val="center"/>
         <w:rPr>
           <w:lang w:val="ru-RU"/>
@@ -226,6 +258,7 @@
     </w:p>
     <w:p>
       <w:pPr>
+        <w:spacing w:line="240" w:lineRule="auto"/>
         <w:jc w:val="right"/>
         <w:rPr>
           <w:lang w:val="ru-RU"/>
@@ -234,6 +267,7 @@
     </w:p>
     <w:p>
       <w:pPr>
+        <w:spacing w:line="240" w:lineRule="auto"/>
         <w:jc w:val="right"/>
         <w:rPr>
           <w:lang w:val="ru-RU"/>
@@ -249,6 +283,7 @@
     </w:p>
     <w:p>
       <w:pPr>
+        <w:spacing w:line="240" w:lineRule="auto"/>
         <w:jc w:val="right"/>
         <w:rPr>
           <w:lang w:val="ru-RU"/>
@@ -280,6 +315,7 @@
     </w:p>
     <w:p>
       <w:pPr>
+        <w:spacing w:line="240" w:lineRule="auto"/>
         <w:jc w:val="right"/>
         <w:rPr>
           <w:lang w:val="ru-RU"/>
@@ -295,6 +331,7 @@
     </w:p>
     <w:p>
       <w:pPr>
+        <w:spacing w:line="240" w:lineRule="auto"/>
         <w:jc w:val="right"/>
         <w:rPr>
           <w:lang w:val="ru-RU"/>
@@ -310,6 +347,7 @@
     </w:p>
     <w:p>
       <w:pPr>
+        <w:spacing w:line="240" w:lineRule="auto"/>
         <w:jc w:val="right"/>
         <w:rPr>
           <w:lang w:val="ru-RU"/>
@@ -325,6 +363,7 @@
     </w:p>
     <w:p>
       <w:pPr>
+        <w:spacing w:line="240" w:lineRule="auto"/>
         <w:jc w:val="right"/>
         <w:rPr>
           <w:lang w:val="ru-RU"/>
@@ -340,6 +379,7 @@
     </w:p>
     <w:p>
       <w:pPr>
+        <w:spacing w:line="240" w:lineRule="auto"/>
         <w:jc w:val="right"/>
         <w:rPr>
           <w:lang w:val="ru-RU"/>
@@ -355,6 +395,7 @@
     </w:p>
     <w:p>
       <w:pPr>
+        <w:spacing w:line="240" w:lineRule="auto"/>
         <w:jc w:val="right"/>
         <w:rPr>
           <w:lang w:val="ru-RU"/>
@@ -370,6 +411,7 @@
     </w:p>
     <w:p>
       <w:pPr>
+        <w:spacing w:line="240" w:lineRule="auto"/>
         <w:jc w:val="right"/>
         <w:rPr>
           <w:lang w:val="ru-RU"/>
@@ -385,6 +427,7 @@
     </w:p>
     <w:p>
       <w:pPr>
+        <w:spacing w:line="240" w:lineRule="auto"/>
         <w:jc w:val="right"/>
         <w:rPr>
           <w:lang w:val="ru-RU"/>
@@ -400,6 +443,7 @@
     </w:p>
     <w:p>
       <w:pPr>
+        <w:spacing w:line="240" w:lineRule="auto"/>
         <w:jc w:val="center"/>
         <w:rPr>
           <w:lang w:val="ru-RU"/>
@@ -408,6 +452,7 @@
     </w:p>
     <w:p>
       <w:pPr>
+        <w:spacing w:line="240" w:lineRule="auto"/>
         <w:jc w:val="center"/>
         <w:rPr>
           <w:lang w:val="ru-RU"/>
@@ -416,6 +461,7 @@
     </w:p>
     <w:p>
       <w:pPr>
+        <w:spacing w:line="240" w:lineRule="auto"/>
         <w:jc w:val="center"/>
         <w:rPr>
           <w:lang w:val="ru-RU"/>
@@ -424,35 +470,70 @@
     </w:p>
     <w:p>
       <w:pPr>
-        <w:rPr>
-          <w:lang w:val="ru-RU"/>
-        </w:rPr>
-      </w:pPr>
-      <w:r>
-        <w:rPr>
-          <w:sz w:val="24"/>
-          <w:lang w:val="ru-RU"/>
-        </w:rPr>
-        <w:lastRenderedPageBreak/>
+        <w:spacing w:line="240" w:lineRule="auto"/>
+        <w:rPr>
+          <w:lang w:val="ru-RU"/>
+        </w:rPr>
+      </w:pPr>
+      <w:r>
+        <w:rPr>
+          <w:sz w:val="24"/>
+          <w:lang w:val="ru-RU"/>
+        </w:rPr>
         <w:t>Работа допущена к защите___________________          __________________</w:t>
       </w:r>
     </w:p>
     <w:p>
       <w:pPr>
-        <w:rPr>
-          <w:lang w:val="ru-RU"/>
-        </w:rPr>
-      </w:pPr>
-      <w:r>
-        <w:rPr>
-          <w:sz w:val="24"/>
-          <w:lang w:val="ru-RU"/>
-        </w:rPr>
-        <w:t>(подпись руководителя)                           (дата)</w:t>
-      </w:r>
-    </w:p>
-    <w:p>
-      <w:pPr>
+        <w:spacing w:line="240" w:lineRule="auto"/>
+        <w:ind w:left="2160" w:firstLine="720"/>
+        <w:rPr>
+          <w:lang w:val="ru-RU"/>
+        </w:rPr>
+      </w:pPr>
+      <w:r>
+        <w:rPr>
+          <w:sz w:val="24"/>
+          <w:lang w:val="ru-RU"/>
+        </w:rPr>
+        <w:t xml:space="preserve">(подпись </w:t>
+      </w:r>
+      <w:proofErr w:type="gramStart"/>
+      <w:r>
+        <w:rPr>
+          <w:sz w:val="24"/>
+          <w:lang w:val="ru-RU"/>
+        </w:rPr>
+        <w:t xml:space="preserve">руководителя)   </w:t>
+      </w:r>
+      <w:proofErr w:type="gramEnd"/>
+      <w:r>
+        <w:rPr>
+          <w:sz w:val="24"/>
+          <w:lang w:val="ru-RU"/>
+        </w:rPr>
+        <w:t xml:space="preserve">                     </w:t>
+      </w:r>
+      <w:proofErr w:type="gramStart"/>
+      <w:r>
+        <w:rPr>
+          <w:sz w:val="24"/>
+          <w:lang w:val="ru-RU"/>
+        </w:rPr>
+        <w:t xml:space="preserve">   (</w:t>
+      </w:r>
+      <w:proofErr w:type="gramEnd"/>
+      <w:r>
+        <w:rPr>
+          <w:sz w:val="24"/>
+          <w:lang w:val="ru-RU"/>
+        </w:rPr>
+        <w:t>дата)</w:t>
+      </w:r>
+    </w:p>
+    <w:p>
+      <w:pPr>
+        <w:spacing w:line="240" w:lineRule="auto"/>
         <w:rPr>
           <w:lang w:val="ru-RU"/>
         </w:rPr>
@@ -467,6 +548,7 @@
     </w:p>
     <w:p>
       <w:pPr>
+        <w:spacing w:line="240" w:lineRule="auto"/>
         <w:rPr>
           <w:lang w:val="ru-RU"/>
         </w:rPr>
@@ -481,6 +563,7 @@
     </w:p>
     <w:p>
       <w:pPr>
+        <w:spacing w:line="240" w:lineRule="auto"/>
         <w:rPr>
           <w:lang w:val="ru-RU"/>
         </w:rPr>
@@ -495,38 +578,143 @@
     </w:p>
     <w:p>
       <w:pPr>
-        <w:rPr>
-          <w:lang w:val="ru-RU"/>
-        </w:rPr>
-      </w:pPr>
-      <w:r>
-        <w:rPr>
-          <w:sz w:val="24"/>
-          <w:lang w:val="ru-RU"/>
-        </w:rPr>
-        <w:t xml:space="preserve">      (должность)                    (подпись)                             (И.О. Фамилия)</w:t>
+        <w:spacing w:line="240" w:lineRule="auto"/>
+        <w:rPr>
+          <w:lang w:val="ru-RU"/>
+        </w:rPr>
+      </w:pPr>
+      <w:r>
+        <w:rPr>
+          <w:sz w:val="24"/>
+          <w:lang w:val="ru-RU"/>
+        </w:rPr>
+        <w:t xml:space="preserve">     </w:t>
+      </w:r>
+      <w:r>
+        <w:rPr>
+          <w:sz w:val="24"/>
+          <w:lang w:val="ru-RU"/>
+        </w:rPr>
+        <w:tab/>
+      </w:r>
+      <w:r>
+        <w:rPr>
+          <w:sz w:val="24"/>
+          <w:lang w:val="ru-RU"/>
+        </w:rPr>
+        <w:tab/>
+      </w:r>
+      <w:r>
+        <w:rPr>
+          <w:sz w:val="24"/>
+          <w:lang w:val="ru-RU"/>
+        </w:rPr>
+        <w:tab/>
+      </w:r>
+      <w:r>
+        <w:rPr>
+          <w:sz w:val="24"/>
+          <w:lang w:val="ru-RU"/>
+        </w:rPr>
+        <w:t xml:space="preserve"> (должность)            </w:t>
+      </w:r>
+      <w:r>
+        <w:rPr>
+          <w:sz w:val="24"/>
+          <w:lang w:val="ru-RU"/>
+        </w:rPr>
+        <w:t xml:space="preserve">   </w:t>
+      </w:r>
+      <w:r>
+        <w:rPr>
+          <w:sz w:val="24"/>
+          <w:lang w:val="ru-RU"/>
+        </w:rPr>
+        <w:t xml:space="preserve"> (подпись)             </w:t>
+      </w:r>
+      <w:r>
+        <w:rPr>
+          <w:sz w:val="24"/>
+          <w:lang w:val="ru-RU"/>
+        </w:rPr>
+        <w:t xml:space="preserve"> </w:t>
+      </w:r>
+      <w:r>
+        <w:rPr>
+          <w:sz w:val="24"/>
+          <w:lang w:val="ru-RU"/>
+        </w:rPr>
+        <w:t>(И.О. Фамилия)</w:t>
       </w:r>
     </w:p>
     <w:p>
       <w:pPr>
         <w:jc w:val="center"/>
         <w:rPr>
-          <w:lang w:val="ru-RU"/>
-        </w:rPr>
-      </w:pPr>
+          <w:sz w:val="24"/>
+          <w:lang w:val="ru-RU"/>
+        </w:rPr>
+      </w:pPr>
+      <w:r>
+        <w:rPr>
+          <w:sz w:val="24"/>
+          <w:lang w:val="ru-RU"/>
+        </w:rPr>
+        <w:t>_______________       _______________        _____________</w:t>
+      </w:r>
     </w:p>
     <w:p>
       <w:pPr>
         <w:jc w:val="center"/>
         <w:rPr>
-          <w:lang w:val="ru-RU"/>
-        </w:rPr>
-      </w:pPr>
+          <w:sz w:val="24"/>
+          <w:lang w:val="ru-RU"/>
+        </w:rPr>
+      </w:pPr>
+      <w:r>
+        <w:rPr>
+          <w:sz w:val="24"/>
+          <w:lang w:val="ru-RU"/>
+        </w:rPr>
+        <w:t>_______________       _______________        _____________</w:t>
+      </w:r>
     </w:p>
     <w:p>
       <w:pPr>
         <w:jc w:val="center"/>
         <w:rPr>
+          <w:sz w:val="24"/>
+          <w:lang w:val="ru-RU"/>
+        </w:rPr>
+      </w:pPr>
+      <w:r>
+        <w:rPr>
+          <w:sz w:val="24"/>
+          <w:lang w:val="ru-RU"/>
+        </w:rPr>
+        <w:t>_______________       _______________        _____________</w:t>
+      </w:r>
+    </w:p>
+    <w:p>
+      <w:pPr>
+        <w:jc w:val="center"/>
+        <w:rPr>
+          <w:lang w:val="ru-RU"/>
+        </w:rPr>
+      </w:pPr>
+    </w:p>
+    <w:p>
+      <w:pPr>
+        <w:jc w:val="center"/>
+        <w:rPr>
+          <w:lang w:val="ru-RU"/>
+        </w:rPr>
+      </w:pPr>
+    </w:p>
+    <w:p>
+      <w:pPr>
+        <w:jc w:val="center"/>
+        <w:rPr>
           <w:lang w:val="ru-RU"/>
         </w:rPr>
       </w:pPr>
@@ -536,19 +724,6 @@
           <w:lang w:val="ru-RU"/>
         </w:rPr>
         <w:t>Ставрополь, 2026 г.</w:t>
-      </w:r>
-    </w:p>
-    <w:p>
-      <w:pPr>
-        <w:rPr>
-          <w:lang w:val="ru-RU"/>
-        </w:rPr>
-      </w:pPr>
-      <w:r>
-        <w:rPr>
-          <w:lang w:val="ru-RU"/>
-        </w:rPr>
-        <w:br w:type="page"/>
       </w:r>
     </w:p>
     <w:p>
@@ -1802,6 +1977,7 @@
         <w:rPr>
           <w:sz w:val="24"/>
           <w:szCs w:val="24"/>
+          <w:lang w:val="ru-RU"/>
         </w:rPr>
       </w:pPr>
       <w:r>
@@ -2006,11 +2182,17 @@
     <w:p>
       <w:pPr>
         <w:spacing w:after="200" w:line="276" w:lineRule="auto"/>
+        <w:rPr>
+          <w:lang w:val="ru-RU"/>
+        </w:rPr>
       </w:pPr>
     </w:p>
     <w:p>
       <w:pPr>
         <w:spacing w:after="200" w:line="276" w:lineRule="auto"/>
+        <w:rPr>
+          <w:lang w:val="ru-RU"/>
+        </w:rPr>
       </w:pPr>
       <w:r>
         <w:rPr>
@@ -19904,6 +20086,7 @@
   <w:style w:type="character" w:default="1" w:styleId="a2">
     <w:name w:val="Default Paragraph Font"/>
     <w:uiPriority w:val="1"/>
+    <w:semiHidden/>
     <w:unhideWhenUsed/>
   </w:style>
   <w:style w:type="table" w:default="1" w:styleId="a3">
